--- a/Project Files/Documents/Group_8Reportnewlogo.docx
+++ b/Project Files/Documents/Group_8Reportnewlogo.docx
@@ -10056,54 +10056,8 @@
         </w:rPr>
         <w:t>To generate visual insights and reports that help users track their progress over time and make informed lifestyle choices.</w:t>
       </w:r>
-    </w:p>
-    <w:p>
-      <w:pPr>
-        <w:pStyle w:val="NormalWeb"/>
-        <w:rPr>
-          <w:sz w:val="28"/>
-        </w:rPr>
-      </w:pPr>
-    </w:p>
-    <w:p>
-      <w:pPr>
-        <w:pStyle w:val="NormalWeb"/>
-        <w:rPr>
-          <w:sz w:val="28"/>
-        </w:rPr>
-      </w:pPr>
-      <w:r>
-        <w:rPr>
-          <w:sz w:val="28"/>
-        </w:rPr>
-        <w:t>To enable automatic alerts and notifications when unhealthy trends are detected, prompting users to take corrective actions.</w:t>
-      </w:r>
-    </w:p>
-    <w:p>
-      <w:pPr>
-        <w:pStyle w:val="NormalWeb"/>
-        <w:rPr>
-          <w:sz w:val="28"/>
-        </w:rPr>
-      </w:pPr>
-    </w:p>
-    <w:p>
-      <w:pPr>
-        <w:pStyle w:val="NormalWeb"/>
-        <w:rPr>
-          <w:rFonts w:eastAsia="Cambria"/>
-          <w:b/>
-          <w:color w:val="000000"/>
-          <w:sz w:val="32"/>
-          <w:u w:val="single"/>
-        </w:rPr>
-      </w:pPr>
-      <w:r>
-        <w:rPr>
-          <w:sz w:val="28"/>
-        </w:rPr>
-        <w:t>To ensure scalability and future enhancements, allowing for potential integration with real-time tracking devices, additional health metrics, and expanded AI-driven analysis.</w:t>
-      </w:r>
+      <w:bookmarkStart w:id="2" w:name="_GoBack"/>
+      <w:bookmarkEnd w:id="2"/>
     </w:p>
     <w:p>
       <w:pPr>
@@ -12674,10 +12628,11 @@
       <w:r>
         <w:rPr>
           <w:rFonts w:ascii="Times New Roman" w:eastAsia="Cambria" w:hAnsi="Times New Roman" w:cs="Times New Roman"/>
+          <w:noProof/>
           <w:color w:val="000000"/>
           <w:sz w:val="32"/>
           <w:szCs w:val="24"/>
-          <w:lang w:val="en-IN"/>
+          <w:lang w:val="en-IN" w:eastAsia="en-IN"/>
         </w:rPr>
         <w:drawing>
           <wp:inline distT="0" distB="0" distL="0" distR="0" wp14:anchorId="68FA5AE0" wp14:editId="441DB75F">
@@ -14026,8 +13981,6 @@
           <w:lang w:val="en-IN"/>
         </w:rPr>
       </w:pPr>
-      <w:bookmarkStart w:id="2" w:name="_GoBack"/>
-      <w:bookmarkEnd w:id="2"/>
     </w:p>
     <w:p>
       <w:pPr>
@@ -25800,6 +25753,7 @@
   <w:style w:type="character" w:default="1" w:styleId="DefaultParagraphFont">
     <w:name w:val="Default Paragraph Font"/>
     <w:uiPriority w:val="1"/>
+    <w:semiHidden/>
     <w:unhideWhenUsed/>
   </w:style>
   <w:style w:type="table" w:default="1" w:styleId="TableNormal">
@@ -26580,7 +26534,7 @@
 </file>
 
 <file path=customXml/itemProps2.xml><?xml version="1.0" encoding="utf-8"?>
-<ds:datastoreItem xmlns:ds="http://schemas.openxmlformats.org/officeDocument/2006/customXml" ds:itemID="{C4025086-A7CE-4BEB-8A11-B5FF7179A1B0}">
+<ds:datastoreItem xmlns:ds="http://schemas.openxmlformats.org/officeDocument/2006/customXml" ds:itemID="{29FBC980-AC4B-4380-B5E4-7BFBD626D6BA}">
   <ds:schemaRefs>
     <ds:schemaRef ds:uri="http://schemas.openxmlformats.org/officeDocument/2006/bibliography"/>
   </ds:schemaRefs>

--- a/Project Files/Documents/Group_8Reportnewlogo.docx
+++ b/Project Files/Documents/Group_8Reportnewlogo.docx
@@ -10056,8 +10056,6 @@
         </w:rPr>
         <w:t>To generate visual insights and reports that help users track their progress over time and make informed lifestyle choices.</w:t>
       </w:r>
-      <w:bookmarkStart w:id="2" w:name="_GoBack"/>
-      <w:bookmarkEnd w:id="2"/>
     </w:p>
     <w:p>
       <w:pPr>
@@ -19387,17 +19385,16 @@
       <w:r>
         <w:rPr>
           <w:rFonts w:ascii="Times New Roman" w:eastAsia="Cambria" w:hAnsi="Times New Roman" w:cs="Times New Roman"/>
-          <w:noProof/>
-          <w:color w:val="000000"/>
-          <w:sz w:val="28"/>
-          <w:szCs w:val="24"/>
-          <w:lang w:val="en-IN" w:eastAsia="en-IN"/>
+          <w:color w:val="000000"/>
+          <w:sz w:val="28"/>
+          <w:szCs w:val="24"/>
+          <w:lang w:val="en-IN"/>
         </w:rPr>
         <w:drawing>
-          <wp:inline distT="0" distB="0" distL="0" distR="0" wp14:anchorId="10E4B609" wp14:editId="6E24C5BC">
-            <wp:extent cx="6540500" cy="3183255"/>
-            <wp:effectExtent l="0" t="0" r="0" b="0"/>
-            <wp:docPr id="21" name="Picture 2"/>
+          <wp:inline distT="0" distB="0" distL="0" distR="0" wp14:anchorId="7297F5E2" wp14:editId="49CDADE2">
+            <wp:extent cx="6540500" cy="3347720"/>
+            <wp:effectExtent l="0" t="0" r="0" b="5080"/>
+            <wp:docPr id="2" name="Picture 2"/>
             <wp:cNvGraphicFramePr>
               <a:graphicFrameLocks xmlns:a="http://schemas.openxmlformats.org/drawingml/2006/main" noChangeAspect="1"/>
             </wp:cNvGraphicFramePr>
@@ -19405,19 +19402,11 @@
               <a:graphicData uri="http://schemas.openxmlformats.org/drawingml/2006/picture">
                 <pic:pic xmlns:pic="http://schemas.openxmlformats.org/drawingml/2006/picture">
                   <pic:nvPicPr>
-                    <pic:cNvPr id="3" name="Picture 2"/>
-                    <pic:cNvPicPr>
-                      <a:picLocks noChangeAspect="1"/>
-                    </pic:cNvPicPr>
+                    <pic:cNvPr id="1" name=""/>
+                    <pic:cNvPicPr/>
                   </pic:nvPicPr>
                   <pic:blipFill>
-                    <a:blip r:embed="rId34" cstate="print">
-                      <a:extLst>
-                        <a:ext uri="{28A0092B-C50C-407E-A947-70E740481C1C}">
-                          <a14:useLocalDpi xmlns:a14="http://schemas.microsoft.com/office/drawing/2010/main" val="0"/>
-                        </a:ext>
-                      </a:extLst>
-                    </a:blip>
+                    <a:blip r:embed="rId34"/>
                     <a:stretch>
                       <a:fillRect/>
                     </a:stretch>
@@ -19425,7 +19414,7 @@
                   <pic:spPr>
                     <a:xfrm>
                       <a:off x="0" y="0"/>
-                      <a:ext cx="6540500" cy="3183255"/>
+                      <a:ext cx="6540500" cy="3347720"/>
                     </a:xfrm>
                     <a:prstGeom prst="rect">
                       <a:avLst/>
@@ -19452,17 +19441,16 @@
       <w:r>
         <w:rPr>
           <w:rFonts w:ascii="Times New Roman" w:eastAsia="Cambria" w:hAnsi="Times New Roman" w:cs="Times New Roman"/>
-          <w:noProof/>
-          <w:color w:val="000000"/>
-          <w:sz w:val="28"/>
-          <w:szCs w:val="24"/>
-          <w:lang w:val="en-IN" w:eastAsia="en-IN"/>
+          <w:color w:val="000000"/>
+          <w:sz w:val="28"/>
+          <w:szCs w:val="24"/>
+          <w:lang w:val="en-IN"/>
         </w:rPr>
         <w:drawing>
-          <wp:inline distT="0" distB="0" distL="0" distR="0" wp14:anchorId="072643BA" wp14:editId="1F49896B">
-            <wp:extent cx="6540500" cy="3249295"/>
-            <wp:effectExtent l="0" t="0" r="0" b="8255"/>
-            <wp:docPr id="22" name="Picture 3"/>
+          <wp:inline distT="0" distB="0" distL="0" distR="0" wp14:anchorId="1C303AAB" wp14:editId="291DBD9D">
+            <wp:extent cx="6540500" cy="3356610"/>
+            <wp:effectExtent l="0" t="0" r="0" b="0"/>
+            <wp:docPr id="27" name="Picture 27"/>
             <wp:cNvGraphicFramePr>
               <a:graphicFrameLocks xmlns:a="http://schemas.openxmlformats.org/drawingml/2006/main" noChangeAspect="1"/>
             </wp:cNvGraphicFramePr>
@@ -19470,19 +19458,11 @@
               <a:graphicData uri="http://schemas.openxmlformats.org/drawingml/2006/picture">
                 <pic:pic xmlns:pic="http://schemas.openxmlformats.org/drawingml/2006/picture">
                   <pic:nvPicPr>
-                    <pic:cNvPr id="4" name="Picture 3"/>
-                    <pic:cNvPicPr>
-                      <a:picLocks noChangeAspect="1"/>
-                    </pic:cNvPicPr>
+                    <pic:cNvPr id="1" name=""/>
+                    <pic:cNvPicPr/>
                   </pic:nvPicPr>
                   <pic:blipFill>
-                    <a:blip r:embed="rId35" cstate="print">
-                      <a:extLst>
-                        <a:ext uri="{28A0092B-C50C-407E-A947-70E740481C1C}">
-                          <a14:useLocalDpi xmlns:a14="http://schemas.microsoft.com/office/drawing/2010/main" val="0"/>
-                        </a:ext>
-                      </a:extLst>
-                    </a:blip>
+                    <a:blip r:embed="rId35"/>
                     <a:stretch>
                       <a:fillRect/>
                     </a:stretch>
@@ -19490,7 +19470,7 @@
                   <pic:spPr>
                     <a:xfrm>
                       <a:off x="0" y="0"/>
-                      <a:ext cx="6540500" cy="3249295"/>
+                      <a:ext cx="6540500" cy="3356610"/>
                     </a:xfrm>
                     <a:prstGeom prst="rect">
                       <a:avLst/>
@@ -19514,33 +19494,20 @@
           <w:lang w:val="en-IN"/>
         </w:rPr>
       </w:pPr>
-    </w:p>
-    <w:p>
-      <w:pPr>
-        <w:suppressAutoHyphens w:val="0"/>
-        <w:rPr>
-          <w:rFonts w:ascii="Times New Roman" w:eastAsia="Cambria" w:hAnsi="Times New Roman" w:cs="Times New Roman"/>
-          <w:color w:val="000000"/>
-          <w:sz w:val="28"/>
-          <w:szCs w:val="24"/>
-          <w:lang w:val="en-IN"/>
-        </w:rPr>
-      </w:pPr>
-      <w:r>
-        <w:rPr>
-          <w:rFonts w:ascii="Times New Roman" w:eastAsia="Cambria" w:hAnsi="Times New Roman" w:cs="Times New Roman"/>
-          <w:noProof/>
-          <w:color w:val="000000"/>
-          <w:sz w:val="28"/>
-          <w:szCs w:val="24"/>
-          <w:lang w:val="en-IN" w:eastAsia="en-IN"/>
+      <w:r>
+        <w:rPr>
+          <w:rFonts w:ascii="Times New Roman" w:eastAsia="Cambria" w:hAnsi="Times New Roman" w:cs="Times New Roman"/>
+          <w:color w:val="000000"/>
+          <w:sz w:val="28"/>
+          <w:szCs w:val="24"/>
+          <w:lang w:val="en-IN"/>
         </w:rPr>
         <w:lastRenderedPageBreak/>
         <w:drawing>
-          <wp:inline distT="0" distB="0" distL="0" distR="0" wp14:anchorId="09D08EFD" wp14:editId="5559346C">
-            <wp:extent cx="6540500" cy="4912995"/>
-            <wp:effectExtent l="0" t="0" r="0" b="1905"/>
-            <wp:docPr id="23" name="Picture 2"/>
+          <wp:inline distT="0" distB="0" distL="0" distR="0" wp14:anchorId="30717FA3" wp14:editId="674CADBF">
+            <wp:extent cx="6540500" cy="3340735"/>
+            <wp:effectExtent l="0" t="0" r="0" b="0"/>
+            <wp:docPr id="28" name="Picture 28"/>
             <wp:cNvGraphicFramePr>
               <a:graphicFrameLocks xmlns:a="http://schemas.openxmlformats.org/drawingml/2006/main" noChangeAspect="1"/>
             </wp:cNvGraphicFramePr>
@@ -19548,19 +19515,11 @@
               <a:graphicData uri="http://schemas.openxmlformats.org/drawingml/2006/picture">
                 <pic:pic xmlns:pic="http://schemas.openxmlformats.org/drawingml/2006/picture">
                   <pic:nvPicPr>
-                    <pic:cNvPr id="3" name="Picture 2"/>
-                    <pic:cNvPicPr>
-                      <a:picLocks noChangeAspect="1"/>
-                    </pic:cNvPicPr>
+                    <pic:cNvPr id="1" name=""/>
+                    <pic:cNvPicPr/>
                   </pic:nvPicPr>
                   <pic:blipFill>
-                    <a:blip r:embed="rId36">
-                      <a:extLst>
-                        <a:ext uri="{28A0092B-C50C-407E-A947-70E740481C1C}">
-                          <a14:useLocalDpi xmlns:a14="http://schemas.microsoft.com/office/drawing/2010/main" val="0"/>
-                        </a:ext>
-                      </a:extLst>
-                    </a:blip>
+                    <a:blip r:embed="rId36"/>
                     <a:stretch>
                       <a:fillRect/>
                     </a:stretch>
@@ -19568,7 +19527,7 @@
                   <pic:spPr>
                     <a:xfrm>
                       <a:off x="0" y="0"/>
-                      <a:ext cx="6540500" cy="4912995"/>
+                      <a:ext cx="6540500" cy="3340735"/>
                     </a:xfrm>
                     <a:prstGeom prst="rect">
                       <a:avLst/>
@@ -19595,17 +19554,16 @@
       <w:r>
         <w:rPr>
           <w:rFonts w:ascii="Times New Roman" w:eastAsia="Cambria" w:hAnsi="Times New Roman" w:cs="Times New Roman"/>
-          <w:noProof/>
-          <w:color w:val="000000"/>
-          <w:sz w:val="28"/>
-          <w:szCs w:val="24"/>
-          <w:lang w:val="en-IN" w:eastAsia="en-IN"/>
+          <w:color w:val="000000"/>
+          <w:sz w:val="28"/>
+          <w:szCs w:val="24"/>
+          <w:lang w:val="en-IN"/>
         </w:rPr>
         <w:drawing>
-          <wp:inline distT="0" distB="0" distL="0" distR="0" wp14:anchorId="73DF4EDE" wp14:editId="60CDBCA6">
-            <wp:extent cx="6540500" cy="3203575"/>
-            <wp:effectExtent l="0" t="0" r="0" b="0"/>
-            <wp:docPr id="24" name="Picture 3"/>
+          <wp:inline distT="0" distB="0" distL="0" distR="0" wp14:anchorId="144D5C4E" wp14:editId="31122341">
+            <wp:extent cx="6540500" cy="3350895"/>
+            <wp:effectExtent l="0" t="0" r="0" b="1905"/>
+            <wp:docPr id="29" name="Picture 29"/>
             <wp:cNvGraphicFramePr>
               <a:graphicFrameLocks xmlns:a="http://schemas.openxmlformats.org/drawingml/2006/main" noChangeAspect="1"/>
             </wp:cNvGraphicFramePr>
@@ -19613,19 +19571,11 @@
               <a:graphicData uri="http://schemas.openxmlformats.org/drawingml/2006/picture">
                 <pic:pic xmlns:pic="http://schemas.openxmlformats.org/drawingml/2006/picture">
                   <pic:nvPicPr>
-                    <pic:cNvPr id="4" name="Picture 3"/>
-                    <pic:cNvPicPr>
-                      <a:picLocks noChangeAspect="1"/>
-                    </pic:cNvPicPr>
+                    <pic:cNvPr id="1" name=""/>
+                    <pic:cNvPicPr/>
                   </pic:nvPicPr>
                   <pic:blipFill>
-                    <a:blip r:embed="rId37" cstate="print">
-                      <a:extLst>
-                        <a:ext uri="{28A0092B-C50C-407E-A947-70E740481C1C}">
-                          <a14:useLocalDpi xmlns:a14="http://schemas.microsoft.com/office/drawing/2010/main" val="0"/>
-                        </a:ext>
-                      </a:extLst>
-                    </a:blip>
+                    <a:blip r:embed="rId37"/>
                     <a:stretch>
                       <a:fillRect/>
                     </a:stretch>
@@ -19633,7 +19583,7 @@
                   <pic:spPr>
                     <a:xfrm>
                       <a:off x="0" y="0"/>
-                      <a:ext cx="6540500" cy="3203575"/>
+                      <a:ext cx="6540500" cy="3350895"/>
                     </a:xfrm>
                     <a:prstGeom prst="rect">
                       <a:avLst/>
@@ -19669,6 +19619,18 @@
           <w:lang w:val="en-IN"/>
         </w:rPr>
       </w:pPr>
+    </w:p>
+    <w:p>
+      <w:pPr>
+        <w:suppressAutoHyphens w:val="0"/>
+        <w:rPr>
+          <w:rFonts w:ascii="Times New Roman" w:eastAsia="Cambria" w:hAnsi="Times New Roman" w:cs="Times New Roman"/>
+          <w:color w:val="000000"/>
+          <w:sz w:val="28"/>
+          <w:szCs w:val="24"/>
+          <w:lang w:val="en-IN"/>
+        </w:rPr>
+      </w:pPr>
       <w:r>
         <w:rPr>
           <w:rFonts w:ascii="Times New Roman" w:eastAsia="Cambria" w:hAnsi="Times New Roman" w:cs="Times New Roman"/>
@@ -19679,21 +19641,32 @@
         </w:rPr>
         <w:br w:type="page"/>
       </w:r>
-      <w:r>
-        <w:rPr>
-          <w:rFonts w:ascii="Times New Roman" w:eastAsia="Cambria" w:hAnsi="Times New Roman" w:cs="Times New Roman"/>
-          <w:noProof/>
-          <w:color w:val="000000"/>
-          <w:sz w:val="28"/>
-          <w:szCs w:val="24"/>
-          <w:lang w:val="en-IN" w:eastAsia="en-IN"/>
+    </w:p>
+    <w:p>
+      <w:pPr>
+        <w:suppressAutoHyphens w:val="0"/>
+        <w:rPr>
+          <w:rFonts w:ascii="Times New Roman" w:eastAsia="Cambria" w:hAnsi="Times New Roman" w:cs="Times New Roman"/>
+          <w:color w:val="000000"/>
+          <w:sz w:val="28"/>
+          <w:szCs w:val="24"/>
+          <w:lang w:val="en-IN"/>
+        </w:rPr>
+      </w:pPr>
+      <w:r>
+        <w:rPr>
+          <w:rFonts w:ascii="Times New Roman" w:eastAsia="Cambria" w:hAnsi="Times New Roman" w:cs="Times New Roman"/>
+          <w:color w:val="000000"/>
+          <w:sz w:val="28"/>
+          <w:szCs w:val="24"/>
+          <w:lang w:val="en-IN"/>
         </w:rPr>
         <w:lastRenderedPageBreak/>
         <w:drawing>
-          <wp:inline distT="0" distB="0" distL="0" distR="0" wp14:anchorId="0E0356A0" wp14:editId="08B046A9">
-            <wp:extent cx="6540500" cy="3203575"/>
-            <wp:effectExtent l="0" t="0" r="0" b="0"/>
-            <wp:docPr id="25" name="Picture 2"/>
+          <wp:inline distT="0" distB="0" distL="0" distR="0" wp14:anchorId="3C0CB812" wp14:editId="593D8188">
+            <wp:extent cx="6540500" cy="3333115"/>
+            <wp:effectExtent l="0" t="0" r="0" b="635"/>
+            <wp:docPr id="30" name="Picture 30"/>
             <wp:cNvGraphicFramePr>
               <a:graphicFrameLocks xmlns:a="http://schemas.openxmlformats.org/drawingml/2006/main" noChangeAspect="1"/>
             </wp:cNvGraphicFramePr>
@@ -19701,19 +19674,11 @@
               <a:graphicData uri="http://schemas.openxmlformats.org/drawingml/2006/picture">
                 <pic:pic xmlns:pic="http://schemas.openxmlformats.org/drawingml/2006/picture">
                   <pic:nvPicPr>
-                    <pic:cNvPr id="3" name="Picture 2"/>
-                    <pic:cNvPicPr>
-                      <a:picLocks noChangeAspect="1"/>
-                    </pic:cNvPicPr>
+                    <pic:cNvPr id="1" name=""/>
+                    <pic:cNvPicPr/>
                   </pic:nvPicPr>
                   <pic:blipFill>
-                    <a:blip r:embed="rId38" cstate="print">
-                      <a:extLst>
-                        <a:ext uri="{28A0092B-C50C-407E-A947-70E740481C1C}">
-                          <a14:useLocalDpi xmlns:a14="http://schemas.microsoft.com/office/drawing/2010/main" val="0"/>
-                        </a:ext>
-                      </a:extLst>
-                    </a:blip>
+                    <a:blip r:embed="rId38"/>
                     <a:stretch>
                       <a:fillRect/>
                     </a:stretch>
@@ -19721,7 +19686,7 @@
                   <pic:spPr>
                     <a:xfrm>
                       <a:off x="0" y="0"/>
-                      <a:ext cx="6540500" cy="3203575"/>
+                      <a:ext cx="6540500" cy="3333115"/>
                     </a:xfrm>
                     <a:prstGeom prst="rect">
                       <a:avLst/>
@@ -19733,18 +19698,8 @@
           </wp:inline>
         </w:drawing>
       </w:r>
-    </w:p>
-    <w:p>
-      <w:pPr>
-        <w:suppressAutoHyphens w:val="0"/>
-        <w:rPr>
-          <w:rFonts w:ascii="Times New Roman" w:eastAsia="Cambria" w:hAnsi="Times New Roman" w:cs="Times New Roman"/>
-          <w:color w:val="000000"/>
-          <w:sz w:val="28"/>
-          <w:szCs w:val="24"/>
-          <w:lang w:val="en-IN"/>
-        </w:rPr>
-      </w:pPr>
+      <w:bookmarkStart w:id="2" w:name="_GoBack"/>
+      <w:bookmarkEnd w:id="2"/>
     </w:p>
     <w:p>
       <w:pPr>
@@ -26534,7 +26489,7 @@
 </file>
 
 <file path=customXml/itemProps2.xml><?xml version="1.0" encoding="utf-8"?>
-<ds:datastoreItem xmlns:ds="http://schemas.openxmlformats.org/officeDocument/2006/customXml" ds:itemID="{29FBC980-AC4B-4380-B5E4-7BFBD626D6BA}">
+<ds:datastoreItem xmlns:ds="http://schemas.openxmlformats.org/officeDocument/2006/customXml" ds:itemID="{8C67C88E-0BD1-437E-A9B0-22B3489828B8}">
   <ds:schemaRefs>
     <ds:schemaRef ds:uri="http://schemas.openxmlformats.org/officeDocument/2006/bibliography"/>
   </ds:schemaRefs>
